--- a/zht/docx/51.content.docx
+++ b/zht/docx/51.content.docx
@@ -5042,19 +5042,7 @@
         <w:rPr>
           <w:lang w:val="zh_TW" w:bidi="zh_TW"/>
         </w:rPr>
-        <w:t>這就是為什麼我在這裡被囚（和合本譯為：我為此被捆鎖）：保羅致力於傳揚好消息，導致他遭到監禁（見</w:t>
-      </w:r>
-      <w:r>
-        <w:rPr>
-          <w:lang w:val="zh_TW" w:bidi="zh_TW"/>
-        </w:rPr>
-        <w:t>歌羅西書簡介</w:t>
-      </w:r>
-      <w:r>
-        <w:rPr>
-          <w:lang w:val="zh_TW" w:bidi="zh_TW"/>
-        </w:rPr>
-        <w:t>，「寫作的日期和場合」）。</w:t>
+        <w:t>這就是為什麼我在這裡被囚（和合本譯為：我為此被捆鎖）：保羅致力於傳揚好消息，導致他遭到監禁（見歌羅西書簡介，「寫作的日期和場合」）。</w:t>
       </w:r>
       <w:r>
         <w:rPr>
